--- a/doc/deliverable/Week 5.docx
+++ b/doc/deliverable/Week 5.docx
@@ -72,42 +72,436 @@
     </w:p>
     <w:p>
       <w:pPr>
-        <w:pStyle w:val="p1"/>
-        <w:rPr>
-          <w:color w:val="000000"/>
-          <w:sz w:val="22"/>
-          <w:szCs w:val="22"/>
-        </w:rPr>
-      </w:pPr>
-      <w:proofErr w:type="spellStart"/>
-      <w:r>
-        <w:rPr>
-          <w:color w:val="000000"/>
-          <w:sz w:val="22"/>
-          <w:szCs w:val="22"/>
-        </w:rPr>
-        <w:t>Unet</w:t>
-      </w:r>
-      <w:proofErr w:type="spellEnd"/>
-      <w:r>
-        <w:rPr>
-          <w:color w:val="000000"/>
-          <w:sz w:val="22"/>
-          <w:szCs w:val="22"/>
-        </w:rPr>
-        <w:t xml:space="preserve"> model training has started on BratTS2017 image datasets </w:t>
+        <w:pStyle w:val="Heading2"/>
+        <w:rPr>
+          <w:rFonts w:ascii="Merriweather" w:hAnsi="Merriweather"/>
+          <w:color w:val="2A2A2A"/>
+          <w:sz w:val="23"/>
+          <w:szCs w:val="23"/>
+          <w:shd w:val="clear" w:color="auto" w:fill="FCFCFC"/>
+        </w:rPr>
+      </w:pPr>
+      <w:r>
+        <w:rPr>
+          <w:rFonts w:ascii="Merriweather" w:hAnsi="Merriweather"/>
+          <w:color w:val="2A2A2A"/>
+          <w:sz w:val="23"/>
+          <w:szCs w:val="23"/>
+          <w:shd w:val="clear" w:color="auto" w:fill="FCFCFC"/>
+        </w:rPr>
+        <w:t xml:space="preserve">Glioblastoma </w:t>
+      </w:r>
+      <w:r>
+        <w:rPr>
+          <w:rFonts w:ascii="Merriweather" w:hAnsi="Merriweather"/>
+          <w:color w:val="2A2A2A"/>
+          <w:kern w:val="0"/>
+          <w:sz w:val="23"/>
+          <w:szCs w:val="23"/>
+          <w:shd w:val="clear" w:color="auto" w:fill="FCFCFC"/>
+          <w14:ligatures w14:val="none"/>
+        </w:rPr>
+        <w:t>(GBM) is the most aggressive adult primary brain cancer; it affects patients older than 60 years and males specifically</w:t>
+      </w:r>
+      <w:r>
+        <w:rPr>
+          <w:rFonts w:ascii="Merriweather" w:hAnsi="Merriweather"/>
+          <w:color w:val="2A2A2A"/>
+          <w:kern w:val="0"/>
+          <w:sz w:val="23"/>
+          <w:szCs w:val="23"/>
+          <w:shd w:val="clear" w:color="auto" w:fill="FCFCFC"/>
+          <w14:ligatures w14:val="none"/>
+        </w:rPr>
+        <w:t xml:space="preserve"> with a median overall survival (OS) of 14.6-16.7</w:t>
+      </w:r>
+      <w:r>
+        <w:rPr>
+          <w:rFonts w:ascii="Merriweather" w:hAnsi="Merriweather"/>
+          <w:color w:val="2A2A2A"/>
+          <w:kern w:val="0"/>
+          <w:sz w:val="23"/>
+          <w:szCs w:val="23"/>
+          <w:shd w:val="clear" w:color="auto" w:fill="FCFCFC"/>
+          <w14:ligatures w14:val="none"/>
+        </w:rPr>
+        <w:t>.</w:t>
+      </w:r>
+      <w:r>
+        <w:rPr>
+          <w:rFonts w:ascii="Merriweather" w:hAnsi="Merriweather"/>
+          <w:color w:val="2A2A2A"/>
+          <w:kern w:val="0"/>
+          <w:sz w:val="23"/>
+          <w:szCs w:val="23"/>
+          <w:shd w:val="clear" w:color="auto" w:fill="FCFCFC"/>
+          <w14:ligatures w14:val="none"/>
+        </w:rPr>
+        <w:t xml:space="preserve"> The standard of care consists of </w:t>
+      </w:r>
+      <w:r>
+        <w:rPr>
+          <w:rFonts w:ascii="Merriweather" w:hAnsi="Merriweather"/>
+          <w:color w:val="2A2A2A"/>
+          <w:sz w:val="23"/>
+          <w:szCs w:val="23"/>
+          <w:shd w:val="clear" w:color="auto" w:fill="FCFCFC"/>
+        </w:rPr>
+        <w:t xml:space="preserve">  </w:t>
       </w:r>
     </w:p>
     <w:p>
       <w:pPr>
-        <w:pStyle w:val="p1"/>
-        <w:rPr>
-          <w:color w:val="000000"/>
-          <w:sz w:val="22"/>
-          <w:szCs w:val="22"/>
+        <w:pStyle w:val="Heading2"/>
+        <w:rPr>
+          <w:rFonts w:ascii="Merriweather" w:hAnsi="Merriweather"/>
+          <w:color w:val="2A2A2A"/>
+          <w:sz w:val="23"/>
+          <w:szCs w:val="23"/>
+          <w:shd w:val="clear" w:color="auto" w:fill="FCFCFC"/>
         </w:rPr>
       </w:pPr>
     </w:p>
+    <w:p>
+      <w:pPr>
+        <w:pStyle w:val="Heading2"/>
+        <w:rPr>
+          <w:rFonts w:ascii="Merriweather" w:hAnsi="Merriweather"/>
+          <w:color w:val="2A2A2A"/>
+          <w:sz w:val="23"/>
+          <w:szCs w:val="23"/>
+          <w:shd w:val="clear" w:color="auto" w:fill="FCFCFC"/>
+        </w:rPr>
+      </w:pPr>
+      <w:r>
+        <w:rPr>
+          <w:rFonts w:ascii="Merriweather" w:hAnsi="Merriweather"/>
+          <w:color w:val="2A2A2A"/>
+          <w:sz w:val="23"/>
+          <w:szCs w:val="23"/>
+          <w:shd w:val="clear" w:color="auto" w:fill="FCFCFC"/>
+        </w:rPr>
+        <w:t>exhibits significant heterogeneity, complicating treatment planning and trial stratification.</w:t>
+      </w:r>
+    </w:p>
+    <w:p>
+      <w:pPr>
+        <w:rPr>
+          <w:rFonts w:ascii="Merriweather" w:hAnsi="Merriweather"/>
+          <w:color w:val="2A2A2A"/>
+          <w:sz w:val="23"/>
+          <w:szCs w:val="23"/>
+          <w:shd w:val="clear" w:color="auto" w:fill="FFFFFF"/>
+        </w:rPr>
+      </w:pPr>
+      <w:r>
+        <w:rPr>
+          <w:rFonts w:ascii="Merriweather" w:hAnsi="Merriweather"/>
+          <w:color w:val="2A2A2A"/>
+          <w:sz w:val="23"/>
+          <w:szCs w:val="23"/>
+          <w:shd w:val="clear" w:color="auto" w:fill="FFFFFF"/>
+        </w:rPr>
+        <w:t>Glioblastoma (GBM) is the most common malignant primary central nervous system (CNS) neoplasm in adults with a median age of onset of 65 years and a median overall survival (OS) of 14.6–16.7 months.</w:t>
+      </w:r>
+      <w:r>
+        <w:rPr>
+          <w:rFonts w:ascii="Source Sans Pro" w:hAnsi="Source Sans Pro"/>
+          <w:color w:val="2A2A2A"/>
+          <w:bdr w:val="none" w:sz="0" w:space="0" w:color="auto" w:frame="1"/>
+          <w:shd w:val="clear" w:color="auto" w:fill="FFFFFF"/>
+          <w:vertAlign w:val="superscript"/>
+        </w:rPr>
+        <w:fldChar w:fldCharType="begin"/>
+      </w:r>
+      <w:r>
+        <w:rPr>
+          <w:rFonts w:ascii="Source Sans Pro" w:hAnsi="Source Sans Pro"/>
+          <w:color w:val="2A2A2A"/>
+          <w:bdr w:val="none" w:sz="0" w:space="0" w:color="auto" w:frame="1"/>
+          <w:shd w:val="clear" w:color="auto" w:fill="FFFFFF"/>
+          <w:vertAlign w:val="superscript"/>
+        </w:rPr>
+        <w:instrText>HYPERLINK "javascript:;"</w:instrText>
+      </w:r>
+      <w:r>
+        <w:rPr>
+          <w:rFonts w:ascii="Source Sans Pro" w:hAnsi="Source Sans Pro"/>
+          <w:color w:val="2A2A2A"/>
+          <w:bdr w:val="none" w:sz="0" w:space="0" w:color="auto" w:frame="1"/>
+          <w:shd w:val="clear" w:color="auto" w:fill="FFFFFF"/>
+          <w:vertAlign w:val="superscript"/>
+        </w:rPr>
+      </w:r>
+      <w:r>
+        <w:rPr>
+          <w:rFonts w:ascii="Source Sans Pro" w:hAnsi="Source Sans Pro"/>
+          <w:color w:val="2A2A2A"/>
+          <w:bdr w:val="none" w:sz="0" w:space="0" w:color="auto" w:frame="1"/>
+          <w:shd w:val="clear" w:color="auto" w:fill="FFFFFF"/>
+          <w:vertAlign w:val="superscript"/>
+        </w:rPr>
+        <w:fldChar w:fldCharType="separate"/>
+      </w:r>
+      <w:r>
+        <w:rPr>
+          <w:rStyle w:val="Hyperlink"/>
+          <w:rFonts w:ascii="Source Sans Pro" w:hAnsi="Source Sans Pro"/>
+          <w:color w:val="006FB7"/>
+          <w:bdr w:val="none" w:sz="0" w:space="0" w:color="auto" w:frame="1"/>
+          <w:shd w:val="clear" w:color="auto" w:fill="FFFFFF"/>
+        </w:rPr>
+        <w:t>1</w:t>
+      </w:r>
+      <w:r>
+        <w:rPr>
+          <w:rFonts w:ascii="Source Sans Pro" w:hAnsi="Source Sans Pro"/>
+          <w:color w:val="2A2A2A"/>
+          <w:bdr w:val="none" w:sz="0" w:space="0" w:color="auto" w:frame="1"/>
+          <w:shd w:val="clear" w:color="auto" w:fill="FFFFFF"/>
+          <w:vertAlign w:val="superscript"/>
+        </w:rPr>
+        <w:fldChar w:fldCharType="end"/>
+      </w:r>
+      <w:r>
+        <w:rPr>
+          <w:rFonts w:ascii="Source Sans Pro" w:hAnsi="Source Sans Pro"/>
+          <w:color w:val="2A2A2A"/>
+          <w:bdr w:val="none" w:sz="0" w:space="0" w:color="auto" w:frame="1"/>
+          <w:shd w:val="clear" w:color="auto" w:fill="FFFFFF"/>
+          <w:vertAlign w:val="superscript"/>
+        </w:rPr>
+        <w:t>,</w:t>
+      </w:r>
+      <w:hyperlink r:id="rId5" w:history="1">
+        <w:r>
+          <w:rPr>
+            <w:rStyle w:val="Hyperlink"/>
+            <w:rFonts w:ascii="Source Sans Pro" w:hAnsi="Source Sans Pro"/>
+            <w:color w:val="006FB7"/>
+            <w:bdr w:val="none" w:sz="0" w:space="0" w:color="auto" w:frame="1"/>
+            <w:shd w:val="clear" w:color="auto" w:fill="FFFFFF"/>
+          </w:rPr>
+          <w:t>2</w:t>
+        </w:r>
+      </w:hyperlink>
+      <w:r>
+        <w:rPr>
+          <w:rFonts w:ascii="Merriweather" w:hAnsi="Merriweather"/>
+          <w:color w:val="2A2A2A"/>
+          <w:sz w:val="23"/>
+          <w:szCs w:val="23"/>
+          <w:shd w:val="clear" w:color="auto" w:fill="FFFFFF"/>
+        </w:rPr>
+        <w:t> Despite aggressive multimodal treatment, including maximal safe surgical resection, radiation therapy and chemotherapy, OS in GBM remains poor and highly variable.</w:t>
+      </w:r>
+    </w:p>
+    <w:p>
+      <w:pPr>
+        <w:rPr>
+          <w:rFonts w:ascii="Merriweather" w:hAnsi="Merriweather"/>
+          <w:color w:val="2A2A2A"/>
+          <w:sz w:val="23"/>
+          <w:szCs w:val="23"/>
+          <w:shd w:val="clear" w:color="auto" w:fill="FFFFFF"/>
+        </w:rPr>
+      </w:pPr>
+      <w:r>
+        <w:rPr>
+          <w:rFonts w:ascii="Merriweather" w:hAnsi="Merriweather"/>
+          <w:color w:val="2A2A2A"/>
+          <w:sz w:val="23"/>
+          <w:szCs w:val="23"/>
+          <w:shd w:val="clear" w:color="auto" w:fill="FFFFFF"/>
+        </w:rPr>
+        <w:t>A</w:t>
+      </w:r>
+      <w:r>
+        <w:rPr>
+          <w:rFonts w:ascii="Merriweather" w:hAnsi="Merriweather"/>
+          <w:color w:val="2A2A2A"/>
+          <w:sz w:val="23"/>
+          <w:szCs w:val="23"/>
+          <w:shd w:val="clear" w:color="auto" w:fill="FFFFFF"/>
+        </w:rPr>
+        <w:t> tumor can develop in any part of the brain. Some tumor locations may negatively affect critical parts of the brain and some tumors are more difficult to resect or irradiate due to their location, as doing so could result in potential neurologic deficit. Maximal surgical resection consistent with preservation of neurologic function is the standard of care</w:t>
+      </w:r>
+    </w:p>
+    <w:p>
+      <w:pPr>
+        <w:rPr>
+          <w:rFonts w:ascii="Merriweather" w:hAnsi="Merriweather"/>
+          <w:color w:val="2A2A2A"/>
+          <w:sz w:val="23"/>
+          <w:szCs w:val="23"/>
+          <w:shd w:val="clear" w:color="auto" w:fill="FFFFFF"/>
+        </w:rPr>
+      </w:pPr>
+    </w:p>
+    <w:p>
+      <w:pPr>
+        <w:rPr>
+          <w:rFonts w:ascii="Merriweather" w:hAnsi="Merriweather"/>
+          <w:color w:val="2A2A2A"/>
+          <w:sz w:val="23"/>
+          <w:szCs w:val="23"/>
+          <w:shd w:val="clear" w:color="auto" w:fill="FFFFFF"/>
+        </w:rPr>
+      </w:pPr>
+      <w:r>
+        <w:rPr>
+          <w:rFonts w:ascii="Merriweather" w:hAnsi="Merriweather"/>
+          <w:color w:val="2A2A2A"/>
+          <w:sz w:val="23"/>
+          <w:szCs w:val="23"/>
+          <w:shd w:val="clear" w:color="auto" w:fill="FFFFFF"/>
+        </w:rPr>
+        <w:t> A tumor located within, or even in close proximity to, regions of critical function is less treatable via resection or radiation therapy; therefore, the benefits of maximal therapy are often counterbalanced by increasing risks of permanent morbidity and decreased quality of life</w:t>
+      </w:r>
+    </w:p>
+    <w:p>
+      <w:pPr>
+        <w:rPr>
+          <w:rFonts w:ascii="Merriweather" w:hAnsi="Merriweather"/>
+          <w:color w:val="2A2A2A"/>
+          <w:sz w:val="23"/>
+          <w:szCs w:val="23"/>
+          <w:shd w:val="clear" w:color="auto" w:fill="FFFFFF"/>
+        </w:rPr>
+      </w:pPr>
+      <w:r>
+        <w:rPr>
+          <w:rFonts w:ascii="Merriweather" w:hAnsi="Merriweather"/>
+          <w:color w:val="2A2A2A"/>
+          <w:sz w:val="23"/>
+          <w:szCs w:val="23"/>
+          <w:shd w:val="clear" w:color="auto" w:fill="FFFFFF"/>
+        </w:rPr>
+        <w:t>There have been different ML approaches to predict stratify GBM patients into different prognostics grups using imaging features.</w:t>
+      </w:r>
+    </w:p>
+    <w:p>
+      <w:pPr>
+        <w:rPr>
+          <w:rFonts w:ascii="Merriweather" w:hAnsi="Merriweather"/>
+          <w:color w:val="2A2A2A"/>
+          <w:sz w:val="23"/>
+          <w:szCs w:val="23"/>
+          <w:shd w:val="clear" w:color="auto" w:fill="FFFFFF"/>
+        </w:rPr>
+      </w:pPr>
+      <w:r>
+        <w:rPr>
+          <w:rFonts w:ascii="Merriweather" w:hAnsi="Merriweather"/>
+          <w:color w:val="2A2A2A"/>
+          <w:sz w:val="23"/>
+          <w:szCs w:val="23"/>
+          <w:shd w:val="clear" w:color="auto" w:fill="FFFFFF"/>
+        </w:rPr>
+        <w:t xml:space="preserve">Respond </w:t>
+      </w:r>
+      <w:r>
+        <w:rPr>
+          <w:rFonts w:ascii="Merriweather" w:hAnsi="Merriweather"/>
+          <w:color w:val="2A2A2A"/>
+          <w:sz w:val="23"/>
+          <w:szCs w:val="23"/>
+          <w:shd w:val="clear" w:color="auto" w:fill="FFFFFF"/>
+        </w:rPr>
+        <w:t> including (1) volumetric measurements of each tumor sub-compartment, (2) tumor location, (3) morphologic features, and (4) number of tumor cores (TC), conveying characteristics related to the growth vectors and tumor infiltration patterns. </w:t>
+      </w:r>
+    </w:p>
+    <w:p>
+      <w:pPr>
+        <w:rPr>
+          <w:rFonts w:ascii="Merriweather" w:hAnsi="Merriweather"/>
+          <w:color w:val="2A2A2A"/>
+          <w:sz w:val="23"/>
+          <w:szCs w:val="23"/>
+          <w:shd w:val="clear" w:color="auto" w:fill="FFFFFF"/>
+        </w:rPr>
+      </w:pPr>
+    </w:p>
+    <w:p>
+      <w:pPr>
+        <w:rPr>
+          <w:rFonts w:ascii="Merriweather" w:hAnsi="Merriweather"/>
+          <w:color w:val="2A2A2A"/>
+          <w:sz w:val="23"/>
+          <w:szCs w:val="23"/>
+          <w:shd w:val="clear" w:color="auto" w:fill="FFFFFF"/>
+        </w:rPr>
+      </w:pPr>
+    </w:p>
+    <w:p/>
+    <w:p>
+      <w:pPr>
+        <w:pStyle w:val="Heading2"/>
+      </w:pPr>
+    </w:p>
+    <w:p>
+      <w:pPr>
+        <w:pStyle w:val="Heading2"/>
+      </w:pPr>
+      <w:r>
+        <w:rPr>
+          <w:rFonts w:ascii="Source Sans Pro" w:hAnsi="Source Sans Pro"/>
+          <w:color w:val="2A2A2A"/>
+          <w:sz w:val="23"/>
+          <w:szCs w:val="23"/>
+          <w:shd w:val="clear" w:color="auto" w:fill="FFFFFF"/>
+        </w:rPr>
+        <w:t>Quinn T Ostrom, Gino Cioffi, Kristin Waite, Carol Kruchko, Jill S Barnholtz-Sloan, CBTRUS Statistical Report: Primary Brain and Other Central Nervous System Tumors Diagnosed in the United States in 2014–2018, </w:t>
+      </w:r>
+      <w:r>
+        <w:rPr>
+          <w:rStyle w:val="Emphasis"/>
+          <w:rFonts w:ascii="Source Sans Pro" w:hAnsi="Source Sans Pro"/>
+          <w:color w:val="2A2A2A"/>
+          <w:sz w:val="23"/>
+          <w:szCs w:val="23"/>
+          <w:bdr w:val="none" w:sz="0" w:space="0" w:color="auto" w:frame="1"/>
+          <w:shd w:val="clear" w:color="auto" w:fill="FFFFFF"/>
+        </w:rPr>
+        <w:t>Neuro-Oncology</w:t>
+      </w:r>
+      <w:r>
+        <w:rPr>
+          <w:rFonts w:ascii="Source Sans Pro" w:hAnsi="Source Sans Pro"/>
+          <w:color w:val="2A2A2A"/>
+          <w:sz w:val="23"/>
+          <w:szCs w:val="23"/>
+          <w:shd w:val="clear" w:color="auto" w:fill="FFFFFF"/>
+        </w:rPr>
+        <w:t>, Volume 23, Issue Supplement_3, October 2021, Pages iii1–iii105, </w:t>
+      </w:r>
+      <w:hyperlink r:id="rId6" w:history="1">
+        <w:r>
+          <w:rPr>
+            <w:rStyle w:val="Hyperlink"/>
+            <w:rFonts w:ascii="Source Sans Pro" w:hAnsi="Source Sans Pro"/>
+            <w:color w:val="006FB7"/>
+            <w:sz w:val="23"/>
+            <w:szCs w:val="23"/>
+            <w:bdr w:val="none" w:sz="0" w:space="0" w:color="auto" w:frame="1"/>
+            <w:shd w:val="clear" w:color="auto" w:fill="FFFFFF"/>
+          </w:rPr>
+          <w:t>https://doi.org/10.1093/neuonc/noab200</w:t>
+        </w:r>
+      </w:hyperlink>
+    </w:p>
+    <w:p>
+      <w:pPr>
+        <w:pStyle w:val="Heading2"/>
+      </w:pPr>
+    </w:p>
+    <w:p>
+      <w:r>
+        <w:t>Stupp, R., Taillibert, S., Kanner, A., Read, W., Steinberg, D. M., Lhermitte, B., ... &amp; Ram, Z. (2017). Effect of tumor-treating fields plus maintenance temozolomide vs maintenance temozolomide alone on survival in patients with glioblastoma: a randomized clinical trial. Jama, 318(23), 2306-2316.</w:t>
+      </w:r>
+    </w:p>
+    <w:p/>
+    <w:p/>
     <w:p>
       <w:pPr>
         <w:pStyle w:val="Heading2"/>
@@ -201,25 +595,7 @@
           <w:sz w:val="22"/>
           <w:szCs w:val="22"/>
         </w:rPr>
-        <w:t xml:space="preserve">Train a segmentation model on a curated </w:t>
-      </w:r>
-      <w:proofErr w:type="spellStart"/>
-      <w:r>
-        <w:rPr>
-          <w:rFonts w:ascii="Arial" w:hAnsi="Arial" w:cs="Arial"/>
-          <w:sz w:val="22"/>
-          <w:szCs w:val="22"/>
-        </w:rPr>
-        <w:t>BraTS</w:t>
-      </w:r>
-      <w:proofErr w:type="spellEnd"/>
-      <w:r>
-        <w:rPr>
-          <w:rFonts w:ascii="Arial" w:hAnsi="Arial" w:cs="Arial"/>
-          <w:sz w:val="22"/>
-          <w:szCs w:val="22"/>
-        </w:rPr>
-        <w:t xml:space="preserve"> 2017 dataset.</w:t>
+        <w:t>Train a segmentation model on a curated BraTS 2017 dataset.</w:t>
       </w:r>
     </w:p>
     <w:p>
@@ -384,25 +760,7 @@
           <w:sz w:val="22"/>
           <w:szCs w:val="22"/>
         </w:rPr>
-        <w:t xml:space="preserve">A complete dataset of multifocal GBM cases, with validation performed through the </w:t>
-      </w:r>
-      <w:proofErr w:type="spellStart"/>
-      <w:r>
-        <w:rPr>
-          <w:rFonts w:ascii="Arial" w:hAnsi="Arial" w:cs="Arial"/>
-          <w:sz w:val="22"/>
-          <w:szCs w:val="22"/>
-        </w:rPr>
-        <w:t>disconnectomics</w:t>
-      </w:r>
-      <w:proofErr w:type="spellEnd"/>
-      <w:r>
-        <w:rPr>
-          <w:rFonts w:ascii="Arial" w:hAnsi="Arial" w:cs="Arial"/>
-          <w:sz w:val="22"/>
-          <w:szCs w:val="22"/>
-        </w:rPr>
-        <w:t xml:space="preserve"> tool</w:t>
+        <w:t>A complete dataset of multifocal GBM cases, with validation performed through the disconnectomics tool</w:t>
       </w:r>
       <w:r>
         <w:rPr>
@@ -499,7 +857,7 @@
             <wp:cNvGraphicFramePr/>
             <a:graphic xmlns:a="http://schemas.openxmlformats.org/drawingml/2006/main">
               <a:graphicData uri="http://schemas.openxmlformats.org/drawingml/2006/diagram">
-                <dgm:relIds xmlns:dgm="http://schemas.openxmlformats.org/drawingml/2006/diagram" xmlns:r="http://schemas.openxmlformats.org/officeDocument/2006/relationships" r:dm="rId5" r:lo="rId6" r:qs="rId7" r:cs="rId8"/>
+                <dgm:relIds xmlns:dgm="http://schemas.openxmlformats.org/drawingml/2006/diagram" xmlns:r="http://schemas.openxmlformats.org/officeDocument/2006/relationships" r:dm="rId7" r:lo="rId8" r:qs="rId9" r:cs="rId10"/>
               </a:graphicData>
             </a:graphic>
           </wp:inline>
@@ -562,6 +920,7 @@
           <w:sz w:val="22"/>
           <w:szCs w:val="22"/>
         </w:rPr>
+        <w:lastRenderedPageBreak/>
         <w:t>Neuroimaging-based lesion analyses</w:t>
       </w:r>
       <w:r>
@@ -578,16 +937,7 @@
           <w:sz w:val="22"/>
           <w:szCs w:val="22"/>
         </w:rPr>
-        <w:t xml:space="preserve"> such as voxel-based lesion-symptom mapping (</w:t>
-      </w:r>
-      <w:proofErr w:type="gramStart"/>
-      <w:r>
-        <w:rPr>
-          <w:rFonts w:ascii="Arial" w:hAnsi="Arial" w:cs="Arial"/>
-          <w:sz w:val="22"/>
-          <w:szCs w:val="22"/>
-        </w:rPr>
-        <w:t>VLSM</w:t>
+        <w:t xml:space="preserve"> such as voxel-based lesion-symptom mapping (VLSM</w:t>
       </w:r>
       <w:r>
         <w:rPr>
@@ -603,16 +953,7 @@
           <w:sz w:val="22"/>
           <w:szCs w:val="22"/>
         </w:rPr>
-        <w:t xml:space="preserve"> [</w:t>
-      </w:r>
-      <w:proofErr w:type="gramEnd"/>
-      <w:r>
-        <w:rPr>
-          <w:rFonts w:ascii="Arial" w:hAnsi="Arial" w:cs="Arial"/>
-          <w:sz w:val="22"/>
-          <w:szCs w:val="22"/>
-        </w:rPr>
-        <w:t>1]</w:t>
+        <w:t xml:space="preserve"> [1]</w:t>
       </w:r>
       <w:r>
         <w:rPr>
@@ -854,7 +1195,6 @@
           <w:sz w:val="22"/>
           <w:szCs w:val="22"/>
         </w:rPr>
-        <w:lastRenderedPageBreak/>
         <w:drawing>
           <wp:inline distT="0" distB="0" distL="0" distR="0" wp14:anchorId="0EEB4C4A" wp14:editId="2A7ECB9D">
             <wp:extent cx="4616605" cy="2559355"/>
@@ -871,7 +1211,7 @@
                     <pic:cNvPicPr/>
                   </pic:nvPicPr>
                   <pic:blipFill>
-                    <a:blip r:embed="rId10" cstate="print">
+                    <a:blip r:embed="rId12" cstate="print">
                       <a:extLst>
                         <a:ext uri="{28A0092B-C50C-407E-A947-70E740481C1C}">
                           <a14:useLocalDpi xmlns:a14="http://schemas.microsoft.com/office/drawing/2010/main" val="0"/>
@@ -1010,29 +1350,7 @@
           <w:szCs w:val="22"/>
           <w:shd w:val="clear" w:color="auto" w:fill="FFFFFF"/>
         </w:rPr>
-        <w:t xml:space="preserve">[1] Bates, E., Wilson, S., </w:t>
-      </w:r>
-      <w:proofErr w:type="spellStart"/>
-      <w:r>
-        <w:rPr>
-          <w:rFonts w:ascii="Arial" w:hAnsi="Arial" w:cs="Arial"/>
-          <w:color w:val="000000" w:themeColor="text1"/>
-          <w:sz w:val="22"/>
-          <w:szCs w:val="22"/>
-          <w:shd w:val="clear" w:color="auto" w:fill="FFFFFF"/>
-        </w:rPr>
-        <w:t>Saygin</w:t>
-      </w:r>
-      <w:proofErr w:type="spellEnd"/>
-      <w:r>
-        <w:rPr>
-          <w:rFonts w:ascii="Arial" w:hAnsi="Arial" w:cs="Arial"/>
-          <w:color w:val="000000" w:themeColor="text1"/>
-          <w:sz w:val="22"/>
-          <w:szCs w:val="22"/>
-          <w:shd w:val="clear" w:color="auto" w:fill="FFFFFF"/>
-        </w:rPr>
-        <w:t>, A. </w:t>
+        <w:t>[1] Bates, E., Wilson, S., Saygin, A. </w:t>
       </w:r>
       <w:r>
         <w:rPr>
@@ -1066,9 +1384,40 @@
           <w:szCs w:val="22"/>
           <w:shd w:val="clear" w:color="auto" w:fill="FFFFFF"/>
         </w:rPr>
-        <w:t xml:space="preserve">Nat </w:t>
-      </w:r>
-      <w:proofErr w:type="spellStart"/>
+        <w:t>Nat Neurosci</w:t>
+      </w:r>
+      <w:r>
+        <w:rPr>
+          <w:rFonts w:ascii="Arial" w:hAnsi="Arial" w:cs="Arial"/>
+          <w:color w:val="000000" w:themeColor="text1"/>
+          <w:sz w:val="22"/>
+          <w:szCs w:val="22"/>
+          <w:shd w:val="clear" w:color="auto" w:fill="FFFFFF"/>
+        </w:rPr>
+        <w:t> 6, 448–450 (2003). https://doi.org/10.1038/nn1050</w:t>
+      </w:r>
+    </w:p>
+    <w:p>
+      <w:pPr>
+        <w:spacing w:before="120" w:after="0" w:line="240" w:lineRule="auto"/>
+        <w:rPr>
+          <w:rFonts w:ascii="Arial" w:hAnsi="Arial" w:cs="Arial"/>
+          <w:color w:val="000000" w:themeColor="text1"/>
+          <w:sz w:val="22"/>
+          <w:szCs w:val="22"/>
+          <w:shd w:val="clear" w:color="auto" w:fill="FFFFFF"/>
+        </w:rPr>
+      </w:pPr>
+      <w:r>
+        <w:rPr>
+          <w:rFonts w:ascii="Arial" w:hAnsi="Arial" w:cs="Arial"/>
+          <w:color w:val="000000" w:themeColor="text1"/>
+          <w:sz w:val="22"/>
+          <w:szCs w:val="22"/>
+          <w:shd w:val="clear" w:color="auto" w:fill="FFFFFF"/>
+        </w:rPr>
+        <w:t>[2] Griffis, J. C., Metcalf, N. V., Corbetta, M., &amp; Shulman, G. L. (2021). Lesion Quantification Toolkit: A MATLAB software tool for estimating grey matter damage and white matter disconnections in patients with focal brain lesions. </w:t>
+      </w:r>
       <w:r>
         <w:rPr>
           <w:rFonts w:ascii="Arial" w:hAnsi="Arial" w:cs="Arial"/>
@@ -1079,9 +1428,8 @@
           <w:szCs w:val="22"/>
           <w:shd w:val="clear" w:color="auto" w:fill="FFFFFF"/>
         </w:rPr>
-        <w:t>Neurosci</w:t>
-      </w:r>
-      <w:proofErr w:type="spellEnd"/>
+        <w:t>NeuroImage: Clinical</w:t>
+      </w:r>
       <w:r>
         <w:rPr>
           <w:rFonts w:ascii="Arial" w:hAnsi="Arial" w:cs="Arial"/>
@@ -1090,31 +1438,8 @@
           <w:szCs w:val="22"/>
           <w:shd w:val="clear" w:color="auto" w:fill="FFFFFF"/>
         </w:rPr>
-        <w:t> 6, 448–450 (2003). https://doi.org/10.1038/nn1050</w:t>
-      </w:r>
-    </w:p>
-    <w:p>
-      <w:pPr>
-        <w:spacing w:before="120" w:after="0" w:line="240" w:lineRule="auto"/>
-        <w:rPr>
-          <w:rFonts w:ascii="Arial" w:hAnsi="Arial" w:cs="Arial"/>
-          <w:color w:val="000000" w:themeColor="text1"/>
-          <w:sz w:val="22"/>
-          <w:szCs w:val="22"/>
-          <w:shd w:val="clear" w:color="auto" w:fill="FFFFFF"/>
-        </w:rPr>
-      </w:pPr>
-      <w:r>
-        <w:rPr>
-          <w:rFonts w:ascii="Arial" w:hAnsi="Arial" w:cs="Arial"/>
-          <w:color w:val="000000" w:themeColor="text1"/>
-          <w:sz w:val="22"/>
-          <w:szCs w:val="22"/>
-          <w:shd w:val="clear" w:color="auto" w:fill="FFFFFF"/>
-        </w:rPr>
-        <w:t>[2] Griffis, J. C., Metcalf, N. V., Corbetta, M., &amp; Shulman, G. L. (2021). Lesion Quantification Toolkit: A MATLAB software tool for estimating grey matter damage and white matter disconnections in patients with focal brain lesions. </w:t>
-      </w:r>
-      <w:proofErr w:type="spellStart"/>
+        <w:t>, </w:t>
+      </w:r>
       <w:r>
         <w:rPr>
           <w:rFonts w:ascii="Arial" w:hAnsi="Arial" w:cs="Arial"/>
@@ -1125,9 +1450,40 @@
           <w:szCs w:val="22"/>
           <w:shd w:val="clear" w:color="auto" w:fill="FFFFFF"/>
         </w:rPr>
-        <w:t>NeuroImage</w:t>
-      </w:r>
-      <w:proofErr w:type="spellEnd"/>
+        <w:t>30</w:t>
+      </w:r>
+      <w:r>
+        <w:rPr>
+          <w:rFonts w:ascii="Arial" w:hAnsi="Arial" w:cs="Arial"/>
+          <w:color w:val="000000" w:themeColor="text1"/>
+          <w:sz w:val="22"/>
+          <w:szCs w:val="22"/>
+          <w:shd w:val="clear" w:color="auto" w:fill="FFFFFF"/>
+        </w:rPr>
+        <w:t>, 102639.</w:t>
+      </w:r>
+    </w:p>
+    <w:p>
+      <w:pPr>
+        <w:spacing w:before="120" w:after="0" w:line="240" w:lineRule="auto"/>
+        <w:rPr>
+          <w:rFonts w:ascii="Arial" w:hAnsi="Arial" w:cs="Arial"/>
+          <w:color w:val="000000" w:themeColor="text1"/>
+          <w:sz w:val="22"/>
+          <w:szCs w:val="22"/>
+          <w:shd w:val="clear" w:color="auto" w:fill="FFFFFF"/>
+        </w:rPr>
+      </w:pPr>
+      <w:r>
+        <w:rPr>
+          <w:rFonts w:ascii="Arial" w:hAnsi="Arial" w:cs="Arial"/>
+          <w:color w:val="000000" w:themeColor="text1"/>
+          <w:sz w:val="22"/>
+          <w:szCs w:val="22"/>
+          <w:shd w:val="clear" w:color="auto" w:fill="FFFFFF"/>
+        </w:rPr>
+        <w:t>[3] Zhang, Y., Kimberg, D. Y., Coslett, H. B., Schwartz, M. F., &amp; Wang, Z. (2014). Multivariate lesion-symptom mapping using support vector regression. </w:t>
+      </w:r>
       <w:r>
         <w:rPr>
           <w:rFonts w:ascii="Arial" w:hAnsi="Arial" w:cs="Arial"/>
@@ -1138,7 +1494,7 @@
           <w:szCs w:val="22"/>
           <w:shd w:val="clear" w:color="auto" w:fill="FFFFFF"/>
         </w:rPr>
-        <w:t>: Clinical</w:t>
+        <w:t>Human brain mapping</w:t>
       </w:r>
       <w:r>
         <w:rPr>
@@ -1160,7 +1516,7 @@
           <w:szCs w:val="22"/>
           <w:shd w:val="clear" w:color="auto" w:fill="FFFFFF"/>
         </w:rPr>
-        <w:t>30</w:t>
+        <w:t>35</w:t>
       </w:r>
       <w:r>
         <w:rPr>
@@ -1170,75 +1526,9 @@
           <w:szCs w:val="22"/>
           <w:shd w:val="clear" w:color="auto" w:fill="FFFFFF"/>
         </w:rPr>
-        <w:t>, 102639.</w:t>
-      </w:r>
-    </w:p>
-    <w:p>
-      <w:pPr>
-        <w:spacing w:before="120" w:after="0" w:line="240" w:lineRule="auto"/>
-        <w:rPr>
-          <w:rFonts w:ascii="Arial" w:hAnsi="Arial" w:cs="Arial"/>
-          <w:color w:val="000000" w:themeColor="text1"/>
-          <w:sz w:val="22"/>
-          <w:szCs w:val="22"/>
-          <w:shd w:val="clear" w:color="auto" w:fill="FFFFFF"/>
-        </w:rPr>
-      </w:pPr>
-      <w:r>
-        <w:rPr>
-          <w:rFonts w:ascii="Arial" w:hAnsi="Arial" w:cs="Arial"/>
-          <w:color w:val="000000" w:themeColor="text1"/>
-          <w:sz w:val="22"/>
-          <w:szCs w:val="22"/>
-          <w:shd w:val="clear" w:color="auto" w:fill="FFFFFF"/>
-        </w:rPr>
-        <w:t>[3] Zhang, Y., Kimberg, D. Y., Coslett, H. B., Schwartz, M. F., &amp; Wang, Z. (2014). Multivariate lesion-symptom mapping using support vector regression. </w:t>
-      </w:r>
-      <w:r>
-        <w:rPr>
-          <w:rFonts w:ascii="Arial" w:hAnsi="Arial" w:cs="Arial"/>
-          <w:i/>
-          <w:iCs/>
-          <w:color w:val="000000" w:themeColor="text1"/>
-          <w:sz w:val="22"/>
-          <w:szCs w:val="22"/>
-          <w:shd w:val="clear" w:color="auto" w:fill="FFFFFF"/>
-        </w:rPr>
-        <w:t>Human brain mapping</w:t>
-      </w:r>
-      <w:r>
-        <w:rPr>
-          <w:rFonts w:ascii="Arial" w:hAnsi="Arial" w:cs="Arial"/>
-          <w:color w:val="000000" w:themeColor="text1"/>
-          <w:sz w:val="22"/>
-          <w:szCs w:val="22"/>
-          <w:shd w:val="clear" w:color="auto" w:fill="FFFFFF"/>
-        </w:rPr>
-        <w:t>, </w:t>
-      </w:r>
-      <w:r>
-        <w:rPr>
-          <w:rFonts w:ascii="Arial" w:hAnsi="Arial" w:cs="Arial"/>
-          <w:i/>
-          <w:iCs/>
-          <w:color w:val="000000" w:themeColor="text1"/>
-          <w:sz w:val="22"/>
-          <w:szCs w:val="22"/>
-          <w:shd w:val="clear" w:color="auto" w:fill="FFFFFF"/>
-        </w:rPr>
-        <w:t>35</w:t>
-      </w:r>
-      <w:r>
-        <w:rPr>
-          <w:rFonts w:ascii="Arial" w:hAnsi="Arial" w:cs="Arial"/>
-          <w:color w:val="000000" w:themeColor="text1"/>
-          <w:sz w:val="22"/>
-          <w:szCs w:val="22"/>
-          <w:shd w:val="clear" w:color="auto" w:fill="FFFFFF"/>
-        </w:rPr>
         <w:t xml:space="preserve">(12), 5861–5876. </w:t>
       </w:r>
-      <w:hyperlink r:id="rId11" w:history="1">
+      <w:hyperlink r:id="rId13" w:history="1">
         <w:r>
           <w:rPr>
             <w:rStyle w:val="Hyperlink"/>
@@ -1271,29 +1561,7 @@
           <w:szCs w:val="22"/>
           <w:shd w:val="clear" w:color="auto" w:fill="FFFFFF"/>
         </w:rPr>
-        <w:t xml:space="preserve">[4] Wiesen, D., Bonilha, L., </w:t>
-      </w:r>
-      <w:proofErr w:type="spellStart"/>
-      <w:r>
-        <w:rPr>
-          <w:rFonts w:ascii="Arial" w:hAnsi="Arial" w:cs="Arial"/>
-          <w:color w:val="000000" w:themeColor="text1"/>
-          <w:sz w:val="22"/>
-          <w:szCs w:val="22"/>
-          <w:shd w:val="clear" w:color="auto" w:fill="FFFFFF"/>
-        </w:rPr>
-        <w:t>Rorden</w:t>
-      </w:r>
-      <w:proofErr w:type="spellEnd"/>
-      <w:r>
-        <w:rPr>
-          <w:rFonts w:ascii="Arial" w:hAnsi="Arial" w:cs="Arial"/>
-          <w:color w:val="000000" w:themeColor="text1"/>
-          <w:sz w:val="22"/>
-          <w:szCs w:val="22"/>
-          <w:shd w:val="clear" w:color="auto" w:fill="FFFFFF"/>
-        </w:rPr>
-        <w:t>, C. </w:t>
+        <w:t>[4] Wiesen, D., Bonilha, L., Rorden, C. </w:t>
       </w:r>
       <w:r>
         <w:rPr>
@@ -1315,29 +1583,7 @@
           <w:szCs w:val="22"/>
           <w:shd w:val="clear" w:color="auto" w:fill="FFFFFF"/>
         </w:rPr>
-        <w:t> </w:t>
-      </w:r>
-      <w:proofErr w:type="spellStart"/>
-      <w:r>
-        <w:rPr>
-          <w:rFonts w:ascii="Arial" w:hAnsi="Arial" w:cs="Arial"/>
-          <w:color w:val="000000" w:themeColor="text1"/>
-          <w:sz w:val="22"/>
-          <w:szCs w:val="22"/>
-          <w:shd w:val="clear" w:color="auto" w:fill="FFFFFF"/>
-        </w:rPr>
-        <w:t>Disconnectomics</w:t>
-      </w:r>
-      <w:proofErr w:type="spellEnd"/>
-      <w:r>
-        <w:rPr>
-          <w:rFonts w:ascii="Arial" w:hAnsi="Arial" w:cs="Arial"/>
-          <w:color w:val="000000" w:themeColor="text1"/>
-          <w:sz w:val="22"/>
-          <w:szCs w:val="22"/>
-          <w:shd w:val="clear" w:color="auto" w:fill="FFFFFF"/>
-        </w:rPr>
-        <w:t xml:space="preserve"> to unravel the network underlying deficits of spatial exploration and attention. </w:t>
+        <w:t> Disconnectomics to unravel the network underlying deficits of spatial exploration and attention. </w:t>
       </w:r>
       <w:r>
         <w:rPr>
@@ -1361,7 +1607,7 @@
         </w:rPr>
         <w:t xml:space="preserve"> 12, 22315 (2022). </w:t>
       </w:r>
-      <w:hyperlink r:id="rId12" w:history="1">
+      <w:hyperlink r:id="rId14" w:history="1">
         <w:r>
           <w:rPr>
             <w:rStyle w:val="Hyperlink"/>
@@ -1408,7 +1654,6 @@
         </w:rPr>
         <w:t xml:space="preserve">[5] </w:t>
       </w:r>
-      <w:proofErr w:type="spellStart"/>
       <w:r>
         <w:rPr>
           <w:rFonts w:ascii="Arial" w:hAnsi="Arial" w:cs="Arial"/>
@@ -1417,42 +1662,8 @@
           <w:szCs w:val="22"/>
           <w:shd w:val="clear" w:color="auto" w:fill="FFFFFF"/>
         </w:rPr>
-        <w:t>Gleichgerrcht</w:t>
-      </w:r>
-      <w:proofErr w:type="spellEnd"/>
-      <w:r>
-        <w:rPr>
-          <w:rFonts w:ascii="Arial" w:hAnsi="Arial" w:cs="Arial"/>
-          <w:color w:val="000000" w:themeColor="text1"/>
-          <w:sz w:val="22"/>
-          <w:szCs w:val="22"/>
-          <w:shd w:val="clear" w:color="auto" w:fill="FFFFFF"/>
-        </w:rPr>
-        <w:t xml:space="preserve">, E., Fridriksson, J., </w:t>
-      </w:r>
-      <w:proofErr w:type="spellStart"/>
-      <w:r>
-        <w:rPr>
-          <w:rFonts w:ascii="Arial" w:hAnsi="Arial" w:cs="Arial"/>
-          <w:color w:val="000000" w:themeColor="text1"/>
-          <w:sz w:val="22"/>
-          <w:szCs w:val="22"/>
-          <w:shd w:val="clear" w:color="auto" w:fill="FFFFFF"/>
-        </w:rPr>
-        <w:t>Rorden</w:t>
-      </w:r>
-      <w:proofErr w:type="spellEnd"/>
-      <w:r>
-        <w:rPr>
-          <w:rFonts w:ascii="Arial" w:hAnsi="Arial" w:cs="Arial"/>
-          <w:color w:val="000000" w:themeColor="text1"/>
-          <w:sz w:val="22"/>
-          <w:szCs w:val="22"/>
-          <w:shd w:val="clear" w:color="auto" w:fill="FFFFFF"/>
-        </w:rPr>
-        <w:t>, C., &amp; Bonilha, L. (2017). Connectome-based lesion-symptom mapping (CLSM): A novel approach to map neurological function. </w:t>
-      </w:r>
-      <w:proofErr w:type="spellStart"/>
+        <w:t>Gleichgerrcht, E., Fridriksson, J., Rorden, C., &amp; Bonilha, L. (2017). Connectome-based lesion-symptom mapping (CLSM): A novel approach to map neurological function. </w:t>
+      </w:r>
       <w:r>
         <w:rPr>
           <w:rFonts w:ascii="Arial" w:hAnsi="Arial" w:cs="Arial"/>
@@ -1463,9 +1674,18 @@
           <w:szCs w:val="22"/>
           <w:shd w:val="clear" w:color="auto" w:fill="FFFFFF"/>
         </w:rPr>
-        <w:t>NeuroImage</w:t>
-      </w:r>
-      <w:proofErr w:type="spellEnd"/>
+        <w:t>NeuroImage. Clinical</w:t>
+      </w:r>
+      <w:r>
+        <w:rPr>
+          <w:rFonts w:ascii="Arial" w:hAnsi="Arial" w:cs="Arial"/>
+          <w:color w:val="000000" w:themeColor="text1"/>
+          <w:sz w:val="22"/>
+          <w:szCs w:val="22"/>
+          <w:shd w:val="clear" w:color="auto" w:fill="FFFFFF"/>
+        </w:rPr>
+        <w:t>, </w:t>
+      </w:r>
       <w:r>
         <w:rPr>
           <w:rFonts w:ascii="Arial" w:hAnsi="Arial" w:cs="Arial"/>
@@ -1476,7 +1696,7 @@
           <w:szCs w:val="22"/>
           <w:shd w:val="clear" w:color="auto" w:fill="FFFFFF"/>
         </w:rPr>
-        <w:t>. Clinical</w:t>
+        <w:t>16</w:t>
       </w:r>
       <w:r>
         <w:rPr>
@@ -1486,31 +1706,9 @@
           <w:szCs w:val="22"/>
           <w:shd w:val="clear" w:color="auto" w:fill="FFFFFF"/>
         </w:rPr>
-        <w:t>, </w:t>
-      </w:r>
-      <w:r>
-        <w:rPr>
-          <w:rFonts w:ascii="Arial" w:hAnsi="Arial" w:cs="Arial"/>
-          <w:i/>
-          <w:iCs/>
-          <w:color w:val="000000" w:themeColor="text1"/>
-          <w:sz w:val="22"/>
-          <w:szCs w:val="22"/>
-          <w:shd w:val="clear" w:color="auto" w:fill="FFFFFF"/>
-        </w:rPr>
-        <w:t>16</w:t>
-      </w:r>
-      <w:r>
-        <w:rPr>
-          <w:rFonts w:ascii="Arial" w:hAnsi="Arial" w:cs="Arial"/>
-          <w:color w:val="000000" w:themeColor="text1"/>
-          <w:sz w:val="22"/>
-          <w:szCs w:val="22"/>
-          <w:shd w:val="clear" w:color="auto" w:fill="FFFFFF"/>
-        </w:rPr>
         <w:t xml:space="preserve">, 461–467. </w:t>
       </w:r>
-      <w:hyperlink r:id="rId13" w:history="1">
+      <w:hyperlink r:id="rId15" w:history="1">
         <w:r>
           <w:rPr>
             <w:rStyle w:val="Hyperlink"/>
@@ -1999,7 +2197,6 @@
           <w:bdr w:val="none" w:sz="0" w:space="0" w:color="auto" w:frame="1"/>
           <w14:ligatures w14:val="none"/>
         </w:rPr>
-        <w:lastRenderedPageBreak/>
         <w:t xml:space="preserve">[8] </w:t>
       </w:r>
       <w:r>
@@ -2014,7 +2211,7 @@
         </w:rPr>
         <w:t xml:space="preserve">American Journal of Neuroradiology October 2018, 39 (10) 1806-1813; DOI: </w:t>
       </w:r>
-      <w:hyperlink r:id="rId14" w:history="1">
+      <w:hyperlink r:id="rId16" w:history="1">
         <w:r>
           <w:rPr>
             <w:rStyle w:val="Hyperlink"/>
@@ -2093,7 +2290,7 @@
         </w:rPr>
         <w:lastRenderedPageBreak/>
         <w:drawing>
-          <wp:inline distT="0" distB="0" distL="0" distR="0" wp14:anchorId="5B8DCDB4" wp14:editId="5AE2252D">
+          <wp:inline distT="0" distB="0" distL="0" distR="0" wp14:anchorId="5B8DCDB4" wp14:editId="5890DF7A">
             <wp:extent cx="8229600" cy="3467100"/>
             <wp:effectExtent l="0" t="0" r="0" b="0"/>
             <wp:docPr id="1099650005" name="Picture 1" descr="A table with text on it&#10;&#10;AI-generated content may be incorrect."/>
@@ -2108,7 +2305,7 @@
                     <pic:cNvPicPr/>
                   </pic:nvPicPr>
                   <pic:blipFill>
-                    <a:blip r:embed="rId15" cstate="print">
+                    <a:blip r:embed="rId17" cstate="print">
                       <a:extLst>
                         <a:ext uri="{28A0092B-C50C-407E-A947-70E740481C1C}">
                           <a14:useLocalDpi xmlns:a14="http://schemas.microsoft.com/office/drawing/2010/main" val="0"/>
@@ -4597,6 +4794,29 @@
     <w:basedOn w:val="DefaultParagraphFont"/>
     <w:rsid w:val="00842E28"/>
   </w:style>
+  <w:style w:type="character" w:styleId="FollowedHyperlink">
+    <w:name w:val="FollowedHyperlink"/>
+    <w:basedOn w:val="DefaultParagraphFont"/>
+    <w:uiPriority w:val="99"/>
+    <w:semiHidden/>
+    <w:unhideWhenUsed/>
+    <w:rsid w:val="00175B2E"/>
+    <w:rPr>
+      <w:color w:val="96607D" w:themeColor="followedHyperlink"/>
+      <w:u w:val="single"/>
+    </w:rPr>
+  </w:style>
+  <w:style w:type="character" w:styleId="Emphasis">
+    <w:name w:val="Emphasis"/>
+    <w:basedOn w:val="DefaultParagraphFont"/>
+    <w:uiPriority w:val="20"/>
+    <w:qFormat/>
+    <w:rsid w:val="00175B2E"/>
+    <w:rPr>
+      <w:i/>
+      <w:iCs/>
+    </w:rPr>
+  </w:style>
 </w:styles>
 </file>
 
@@ -5595,7 +5815,7 @@
   <dgm:whole/>
   <dgm:extLst>
     <a:ext uri="http://schemas.microsoft.com/office/drawing/2008/diagram">
-      <dsp:dataModelExt xmlns:dsp="http://schemas.microsoft.com/office/drawing/2008/diagram" relId="rId9" minVer="http://schemas.openxmlformats.org/drawingml/2006/diagram"/>
+      <dsp:dataModelExt xmlns:dsp="http://schemas.microsoft.com/office/drawing/2008/diagram" relId="rId11" minVer="http://schemas.openxmlformats.org/drawingml/2006/diagram"/>
     </a:ext>
   </dgm:extLst>
 </dgm:dataModel>
